--- a/lab3/lab3_mo.docx
+++ b/lab3/lab3_mo.docx
@@ -498,7 +498,7 @@
       </w:pPr>
       <w:r>
         <w:drawing>
-          <wp:inline wp14:editId="56ADA57B" wp14:anchorId="0523F596">
+          <wp:inline wp14:editId="6A39B044" wp14:anchorId="0523F596">
             <wp:extent cx="5724524" cy="3562350"/>
             <wp:effectExtent l="0" t="0" r="0" b="0"/>
             <wp:docPr id="400708837" name="" title=""/>
@@ -513,7 +513,69 @@
                     <pic:cNvPicPr/>
                   </pic:nvPicPr>
                   <pic:blipFill>
-                    <a:blip r:embed="Refb43bf3b6ad4fa9">
+                    <a:blip r:embed="Rc5d9b344d3cb4fe9">
+                      <a:extLst xmlns:a="http://schemas.openxmlformats.org/drawingml/2006/main">
+                        <a:ext xmlns:a="http://schemas.openxmlformats.org/drawingml/2006/main" uri="{28A0092B-C50C-407E-A947-70E740481C1C}">
+                          <a14:useLocalDpi xmlns:a14="http://schemas.microsoft.com/office/drawing/2010/main" val="0"/>
+                        </a:ext>
+                      </a:extLst>
+                    </a:blip>
+                    <a:stretch>
+                      <a:fillRect/>
+                    </a:stretch>
+                  </pic:blipFill>
+                  <pic:spPr>
+                    <a:xfrm rot="0" flipH="0" flipV="0">
+                      <a:off x="0" y="0"/>
+                      <a:ext cx="5724524" cy="3562350"/>
+                    </a:xfrm>
+                    <a:prstGeom prst="rect">
+                      <a:avLst/>
+                    </a:prstGeom>
+                  </pic:spPr>
+                </pic:pic>
+              </a:graphicData>
+            </a:graphic>
+          </wp:inline>
+        </w:drawing>
+      </w:r>
+      <w:r>
+        <w:rPr>
+          <w:rStyle w:val="Heading2Char"/>
+        </w:rPr>
+        <w:t xml:space="preserve">Результати </w:t>
+      </w:r>
+      <w:r>
+        <w:rPr>
+          <w:rStyle w:val="Heading2Char"/>
+        </w:rPr>
+        <w:t>виконання</w:t>
+      </w:r>
+    </w:p>
+    <w:p>
+      <w:pPr>
+        <w:rPr>
+          <w:rStyle w:val="Heading2Char"/>
+        </w:rPr>
+      </w:pPr>
+      <w:r>
+        <w:drawing>
+          <wp:inline wp14:editId="1ABB6B2B" wp14:anchorId="29EECD78">
+            <wp:extent cx="5724524" cy="3162300"/>
+            <wp:effectExtent l="0" t="0" r="0" b="0"/>
+            <wp:docPr id="61497829" name="" title=""/>
+            <wp:cNvGraphicFramePr>
+              <a:graphicFrameLocks noChangeAspect="1"/>
+            </wp:cNvGraphicFramePr>
+            <a:graphic>
+              <a:graphicData uri="http://schemas.openxmlformats.org/drawingml/2006/picture">
+                <pic:pic>
+                  <pic:nvPicPr>
+                    <pic:cNvPr id="0" name=""/>
+                    <pic:cNvPicPr/>
+                  </pic:nvPicPr>
+                  <pic:blipFill>
+                    <a:blip r:embed="Red722e1bb6df4969">
                       <a:extLst>
                         <a:ext xmlns:a="http://schemas.openxmlformats.org/drawingml/2006/main" uri="{28A0092B-C50C-407E-A947-70E740481C1C}">
                           <a14:useLocalDpi val="0"/>
@@ -527,64 +589,7 @@
                   <pic:spPr>
                     <a:xfrm>
                       <a:off x="0" y="0"/>
-                      <a:ext cx="5724524" cy="3562350"/>
-                    </a:xfrm>
-                    <a:prstGeom prst="rect">
-                      <a:avLst/>
-                    </a:prstGeom>
-                  </pic:spPr>
-                </pic:pic>
-              </a:graphicData>
-            </a:graphic>
-          </wp:inline>
-        </w:drawing>
-      </w:r>
-      <w:r>
-        <w:rPr>
-          <w:rStyle w:val="Heading2Char"/>
-        </w:rPr>
-        <w:t xml:space="preserve">Результати </w:t>
-      </w:r>
-      <w:r>
-        <w:rPr>
-          <w:rStyle w:val="Heading2Char"/>
-        </w:rPr>
-        <w:t>виконання</w:t>
-      </w:r>
-    </w:p>
-    <w:p>
-      <w:r>
-        <w:drawing>
-          <wp:inline wp14:editId="0D170486" wp14:anchorId="6BCE45D7">
-            <wp:extent cx="5724524" cy="3514725"/>
-            <wp:effectExtent l="0" t="0" r="0" b="0"/>
-            <wp:docPr id="2100958763" name="" title=""/>
-            <wp:cNvGraphicFramePr>
-              <a:graphicFrameLocks noChangeAspect="1"/>
-            </wp:cNvGraphicFramePr>
-            <a:graphic>
-              <a:graphicData uri="http://schemas.openxmlformats.org/drawingml/2006/picture">
-                <pic:pic>
-                  <pic:nvPicPr>
-                    <pic:cNvPr id="0" name=""/>
-                    <pic:cNvPicPr/>
-                  </pic:nvPicPr>
-                  <pic:blipFill>
-                    <a:blip r:embed="Rff88b95339654fb9">
-                      <a:extLst>
-                        <a:ext xmlns:a="http://schemas.openxmlformats.org/drawingml/2006/main" uri="{28A0092B-C50C-407E-A947-70E740481C1C}">
-                          <a14:useLocalDpi val="0"/>
-                        </a:ext>
-                      </a:extLst>
-                    </a:blip>
-                    <a:stretch>
-                      <a:fillRect/>
-                    </a:stretch>
-                  </pic:blipFill>
-                  <pic:spPr>
-                    <a:xfrm>
-                      <a:off x="0" y="0"/>
-                      <a:ext cx="5724524" cy="3514725"/>
+                      <a:ext cx="5724524" cy="3162300"/>
                     </a:xfrm>
                     <a:prstGeom prst="rect">
                       <a:avLst/>
@@ -5711,6 +5716,200 @@
           <w:rStyle w:val="Heading2Char"/>
         </w:rPr>
       </w:pPr>
+      <w:r>
+        <w:rPr>
+          <w:rStyle w:val="Heading2Char"/>
+        </w:rPr>
+        <w:t>Висновок</w:t>
+      </w:r>
+    </w:p>
+    <w:p>
+      <w:pPr>
+        <w:pStyle w:val="Normal"/>
+        <w:rPr>
+          <w:rStyle w:val="Heading2Char"/>
+        </w:rPr>
+      </w:pPr>
+      <w:r>
+        <w:rPr/>
+        <w:t xml:space="preserve">Метод </w:t>
+      </w:r>
+      <w:r>
+        <w:rPr/>
+        <w:t>простої</w:t>
+      </w:r>
+      <w:r>
+        <w:rPr/>
+        <w:t xml:space="preserve"> </w:t>
+      </w:r>
+      <w:r>
+        <w:rPr/>
+        <w:t>ітерації</w:t>
+      </w:r>
+      <w:r>
+        <w:rPr/>
+        <w:t xml:space="preserve"> для </w:t>
+      </w:r>
+      <w:r>
+        <w:rPr/>
+        <w:t>даної</w:t>
+      </w:r>
+      <w:r>
+        <w:rPr/>
+        <w:t xml:space="preserve"> </w:t>
+      </w:r>
+      <w:r>
+        <w:rPr/>
+        <w:t>системи</w:t>
+      </w:r>
+      <w:r>
+        <w:rPr/>
+        <w:t xml:space="preserve"> </w:t>
+      </w:r>
+      <w:r>
+        <w:rPr/>
+        <w:t>успішно</w:t>
+      </w:r>
+      <w:r>
+        <w:rPr/>
+        <w:t xml:space="preserve"> </w:t>
+      </w:r>
+      <w:r>
+        <w:rPr/>
+        <w:t>збігся</w:t>
+      </w:r>
+      <w:r>
+        <w:rPr/>
+        <w:t xml:space="preserve">. Вектор </w:t>
+      </w:r>
+      <w:r>
+        <w:rPr/>
+        <w:t>розв’язку</w:t>
+      </w:r>
+      <w:r>
+        <w:rPr/>
+        <w:t xml:space="preserve"> </w:t>
+      </w:r>
+      <w:r>
+        <w:rPr/>
+        <w:t>знайдено</w:t>
+      </w:r>
+      <w:r>
+        <w:rPr/>
+        <w:t xml:space="preserve"> з </w:t>
+      </w:r>
+      <w:r>
+        <w:rPr/>
+        <w:t>точністю</w:t>
+      </w:r>
+      <w:r>
+        <w:rPr/>
+        <w:t xml:space="preserve"> ε=10^−4, </w:t>
+      </w:r>
+      <w:r>
+        <w:rPr/>
+        <w:t>нев’язка</w:t>
+      </w:r>
+      <w:r>
+        <w:rPr/>
+        <w:t xml:space="preserve"> мала, </w:t>
+      </w:r>
+      <w:r>
+        <w:rPr/>
+        <w:t>що</w:t>
+      </w:r>
+      <w:r>
+        <w:rPr/>
+        <w:t xml:space="preserve"> </w:t>
+      </w:r>
+      <w:r>
+        <w:rPr/>
+        <w:t>свідчить</w:t>
+      </w:r>
+      <w:r>
+        <w:rPr/>
+        <w:t xml:space="preserve"> про </w:t>
+      </w:r>
+      <w:r>
+        <w:rPr/>
+        <w:t>високу</w:t>
+      </w:r>
+      <w:r>
+        <w:rPr/>
+        <w:t xml:space="preserve"> </w:t>
+      </w:r>
+      <w:r>
+        <w:rPr/>
+        <w:t>точність</w:t>
+      </w:r>
+      <w:r>
+        <w:rPr/>
+        <w:t xml:space="preserve"> </w:t>
+      </w:r>
+      <w:r>
+        <w:rPr/>
+        <w:t>обчислень</w:t>
+      </w:r>
+      <w:r>
+        <w:rPr/>
+        <w:t xml:space="preserve">. </w:t>
+      </w:r>
+      <w:r>
+        <w:rPr/>
+        <w:t>Застосування</w:t>
+      </w:r>
+      <w:r>
+        <w:rPr/>
+        <w:t xml:space="preserve"> </w:t>
+      </w:r>
+      <w:r>
+        <w:rPr/>
+        <w:t>еквівалентних</w:t>
+      </w:r>
+      <w:r>
+        <w:rPr/>
+        <w:t xml:space="preserve"> </w:t>
+      </w:r>
+      <w:r>
+        <w:rPr/>
+        <w:t>перетворень</w:t>
+      </w:r>
+      <w:r>
+        <w:rPr/>
+        <w:t xml:space="preserve">, для </w:t>
+      </w:r>
+      <w:r>
+        <w:rPr/>
+        <w:t>отримання</w:t>
+      </w:r>
+      <w:r>
+        <w:rPr/>
+        <w:t xml:space="preserve"> </w:t>
+      </w:r>
+      <w:r>
+        <w:rPr/>
+        <w:t>діагональної</w:t>
+      </w:r>
+      <w:r>
+        <w:rPr/>
+        <w:t xml:space="preserve"> </w:t>
+      </w:r>
+      <w:r>
+        <w:rPr/>
+        <w:t>переваги</w:t>
+      </w:r>
+      <w:r>
+        <w:rPr/>
+        <w:t xml:space="preserve">, </w:t>
+      </w:r>
+      <w:r>
+        <w:rPr/>
+        <w:t>хоч</w:t>
+      </w:r>
+      <w:r>
+        <w:rPr/>
+        <w:t xml:space="preserve"> і заняло додатковий час але дало очікуваний результат.</w:t>
+      </w:r>
     </w:p>
     <w:p/>
     <w:p>
